--- a/cv.docx
+++ b/cv.docx
@@ -7,196 +7,64 @@
         <w:rPr>
           <w:b/>
           <w:bCs/>
-          <w:sz w:val="40"/>
-          <w:szCs w:val="40"/>
-        </w:rPr>
-      </w:pPr>
-      <w:r>
-        <w:rPr>
-          <w:b/>
-          <w:bCs/>
-          <w:sz w:val="40"/>
-          <w:szCs w:val="40"/>
+        </w:rPr>
+      </w:pPr>
+      <w:r>
+        <w:rPr>
+          <w:b/>
+          <w:bCs/>
         </w:rPr>
         <w:t>WELLINGTON FÁBIO DE OLIVEIRA MARTINS</w:t>
       </w:r>
     </w:p>
     <w:p>
-      <w:pPr>
-        <w:tabs>
-          <w:tab w:val="left" w:pos="3544"/>
-        </w:tabs>
-        <w:ind w:left="3540"/>
-        <w:rPr>
-          <w:sz w:val="16"/>
-          <w:szCs w:val="16"/>
-        </w:rPr>
-      </w:pPr>
-      <w:r>
-        <w:rPr>
-          <w:sz w:val="16"/>
-          <w:szCs w:val="16"/>
-        </w:rPr>
-        <w:t>Brasileir</w:t>
-      </w:r>
-      <w:r>
-        <w:rPr>
-          <w:sz w:val="16"/>
-          <w:szCs w:val="16"/>
-        </w:rPr>
-        <w:t>o</w:t>
-      </w:r>
-      <w:r>
-        <w:rPr>
-          <w:sz w:val="16"/>
-          <w:szCs w:val="16"/>
-        </w:rPr>
-        <w:t>, casad</w:t>
-      </w:r>
-      <w:r>
-        <w:rPr>
-          <w:sz w:val="16"/>
-          <w:szCs w:val="16"/>
-        </w:rPr>
-        <w:t>o</w:t>
-      </w:r>
-      <w:r>
-        <w:rPr>
-          <w:sz w:val="16"/>
-          <w:szCs w:val="16"/>
-        </w:rPr>
-        <w:t>, 45 anos, dois filhos</w:t>
-      </w:r>
-      <w:r>
-        <w:rPr>
-          <w:sz w:val="16"/>
-          <w:szCs w:val="16"/>
-        </w:rPr>
+      <w:r>
+        <w:t>Brasileiro, casado, 45 anos, dois filhos.</w:t>
+      </w:r>
+      <w:r>
         <w:br/>
-        <w:t>Cep: 13914-552</w:t>
-      </w:r>
-      <w:r>
-        <w:rPr>
-          <w:sz w:val="16"/>
-          <w:szCs w:val="16"/>
-        </w:rPr>
-        <w:t xml:space="preserve">, Bairro: </w:t>
-      </w:r>
-      <w:proofErr w:type="spellStart"/>
-      <w:r>
-        <w:rPr>
-          <w:sz w:val="16"/>
-          <w:szCs w:val="16"/>
-        </w:rPr>
-        <w:t>Vargeão</w:t>
-      </w:r>
-      <w:proofErr w:type="spellEnd"/>
-      <w:r>
-        <w:rPr>
-          <w:sz w:val="16"/>
-          <w:szCs w:val="16"/>
-        </w:rPr>
-        <w:t xml:space="preserve">, Cidade: </w:t>
-      </w:r>
-      <w:r>
-        <w:rPr>
-          <w:sz w:val="16"/>
-          <w:szCs w:val="16"/>
-        </w:rPr>
-        <w:t>Jaguariúna – SP</w:t>
-      </w:r>
-      <w:r>
-        <w:rPr>
-          <w:sz w:val="16"/>
-          <w:szCs w:val="16"/>
-        </w:rPr>
-        <w:t>.</w:t>
-      </w:r>
-      <w:r>
-        <w:rPr>
-          <w:sz w:val="16"/>
-          <w:szCs w:val="16"/>
-        </w:rPr>
-        <w:br/>
-      </w:r>
-      <w:r>
-        <w:rPr>
-          <w:b/>
-          <w:bCs/>
-          <w:sz w:val="16"/>
-          <w:szCs w:val="16"/>
-        </w:rPr>
-        <w:t>Telefone</w:t>
-      </w:r>
-      <w:r>
-        <w:rPr>
-          <w:b/>
-          <w:bCs/>
-          <w:sz w:val="16"/>
-          <w:szCs w:val="16"/>
-        </w:rPr>
-        <w:t>: 19 99186-6605 E-mail: </w:t>
+        <w:t>Residente em Amparo – SP – Brasil.</w:t>
+      </w:r>
+    </w:p>
+    <w:p>
+      <w:r>
+        <w:rPr>
+          <w:b/>
+          <w:bCs/>
+        </w:rPr>
+        <w:t>Telefone celular: 55 19 99186-6605 E-mail: </w:t>
       </w:r>
       <w:hyperlink r:id="rId5" w:history="1">
         <w:r>
           <w:rPr>
             <w:rStyle w:val="Hyperlink"/>
-            <w:sz w:val="16"/>
-            <w:szCs w:val="16"/>
           </w:rPr>
           <w:t>wellifabio@hotmail.com</w:t>
         </w:r>
       </w:hyperlink>
-      <w:r>
-        <w:rPr>
-          <w:sz w:val="16"/>
-          <w:szCs w:val="16"/>
-        </w:rPr>
-        <w:br/>
-      </w:r>
-      <w:hyperlink r:id="rId6" w:history="1">
-        <w:r>
-          <w:rPr>
-            <w:rStyle w:val="Hyperlink"/>
-            <w:sz w:val="16"/>
-            <w:szCs w:val="16"/>
-          </w:rPr>
-          <w:t>https://www.linkedin.com/in/wellifabio/</w:t>
-        </w:r>
-      </w:hyperlink>
-      <w:r>
-        <w:rPr>
-          <w:sz w:val="16"/>
-          <w:szCs w:val="16"/>
-        </w:rPr>
-        <w:t xml:space="preserve">, </w:t>
-      </w:r>
-      <w:hyperlink r:id="rId7" w:history="1">
-        <w:r>
-          <w:rPr>
-            <w:rStyle w:val="Hyperlink"/>
-            <w:sz w:val="16"/>
-            <w:szCs w:val="16"/>
-          </w:rPr>
-          <w:t>https://github.com/wellifabio</w:t>
-        </w:r>
-      </w:hyperlink>
     </w:p>
     <w:p>
       <w:pPr>
         <w:rPr>
           <w:b/>
           <w:bCs/>
+        </w:rPr>
+      </w:pPr>
+      <w:r>
+        <w:rPr>
+          <w:b/>
+          <w:bCs/>
+        </w:rPr>
+        <w:t>Objetivo: </w:t>
+      </w:r>
+      <w:r>
+        <w:rPr>
+          <w:b/>
+          <w:bCs/>
           <w:i/>
           <w:iCs/>
         </w:rPr>
-      </w:pPr>
-      <w:r>
-        <w:rPr>
-          <w:b/>
-          <w:bCs/>
-        </w:rPr>
-        <w:t>Objetivo: </w:t>
+        <w:t>Negócios, Educação,</w:t>
       </w:r>
       <w:r>
         <w:rPr>
@@ -205,7 +73,16 @@
           <w:i/>
           <w:iCs/>
         </w:rPr>
-        <w:t xml:space="preserve">ORIENTADOR DE PRÁTICA PROFISSIONAL </w:t>
+        <w:t xml:space="preserve"> </w:t>
+      </w:r>
+      <w:r>
+        <w:rPr>
+          <w:b/>
+          <w:bCs/>
+          <w:i/>
+          <w:iCs/>
+        </w:rPr>
+        <w:t>TI</w:t>
       </w:r>
     </w:p>
     <w:p>
@@ -221,81 +98,6 @@
           <w:bCs/>
         </w:rPr>
         <w:t>Formação:</w:t>
-      </w:r>
-    </w:p>
-    <w:p>
-      <w:pPr>
-        <w:pStyle w:val="PargrafodaLista"/>
-        <w:numPr>
-          <w:ilvl w:val="0"/>
-          <w:numId w:val="4"/>
-        </w:numPr>
-        <w:rPr>
-          <w:b/>
-          <w:bCs/>
-          <w:sz w:val="22"/>
-          <w:szCs w:val="22"/>
-          <w:lang w:val="en-US"/>
-        </w:rPr>
-      </w:pPr>
-      <w:r>
-        <w:rPr>
-          <w:b/>
-          <w:bCs/>
-          <w:sz w:val="22"/>
-          <w:szCs w:val="22"/>
-          <w:lang w:val="en-US"/>
-        </w:rPr>
-        <w:t>Associate Cloud Engineer Certification</w:t>
-      </w:r>
-      <w:r>
-        <w:rPr>
-          <w:b/>
-          <w:bCs/>
-          <w:sz w:val="22"/>
-          <w:szCs w:val="22"/>
-          <w:lang w:val="en-US"/>
-        </w:rPr>
-        <w:t xml:space="preserve"> </w:t>
-      </w:r>
-      <w:r>
-        <w:rPr>
-          <w:sz w:val="22"/>
-          <w:szCs w:val="22"/>
-          <w:lang w:val="en-US"/>
-        </w:rPr>
-        <w:t>– Google Cloud</w:t>
-      </w:r>
-    </w:p>
-    <w:p>
-      <w:pPr>
-        <w:pStyle w:val="PargrafodaLista"/>
-        <w:numPr>
-          <w:ilvl w:val="0"/>
-          <w:numId w:val="4"/>
-        </w:numPr>
-        <w:rPr>
-          <w:b/>
-          <w:bCs/>
-          <w:sz w:val="22"/>
-          <w:szCs w:val="22"/>
-        </w:rPr>
-      </w:pPr>
-      <w:r>
-        <w:rPr>
-          <w:b/>
-          <w:bCs/>
-          <w:sz w:val="22"/>
-          <w:szCs w:val="22"/>
-        </w:rPr>
-        <w:t xml:space="preserve">Graduação em Letras, </w:t>
-      </w:r>
-      <w:r>
-        <w:rPr>
-          <w:sz w:val="22"/>
-          <w:szCs w:val="22"/>
-        </w:rPr>
-        <w:t>Cursando, Univesp - SP</w:t>
       </w:r>
     </w:p>
     <w:p>
@@ -304,34 +106,22 @@
           <w:ilvl w:val="0"/>
           <w:numId w:val="1"/>
         </w:numPr>
-        <w:rPr>
-          <w:sz w:val="22"/>
-          <w:szCs w:val="22"/>
-        </w:rPr>
-      </w:pPr>
-      <w:r>
-        <w:rPr>
-          <w:b/>
-          <w:bCs/>
-          <w:sz w:val="22"/>
-          <w:szCs w:val="22"/>
+        <w:spacing w:after="0"/>
+        <w:ind w:left="714" w:hanging="357"/>
+      </w:pPr>
+      <w:r>
+        <w:rPr>
+          <w:b/>
+          <w:bCs/>
         </w:rPr>
         <w:t>Pós-graduação:</w:t>
       </w:r>
       <w:r>
-        <w:rPr>
-          <w:sz w:val="22"/>
-          <w:szCs w:val="22"/>
-        </w:rPr>
-        <w:t> MBA em Gestão de Projetos</w:t>
-      </w:r>
-      <w:r>
-        <w:rPr>
-          <w:sz w:val="22"/>
-          <w:szCs w:val="22"/>
-        </w:rPr>
+        <w:t> MBA em Gestão de Projetos,</w:t>
+      </w:r>
+      <w:r>
         <w:br/>
-        <w:t>ESAMC – Campinas – SP – Brasil, Concluído em dezembro de 2018 – 420 horas.</w:t>
+        <w:t>ESAMC – Campinas – SP – Brasil, concluído em dezembro de 2018 – 420 horas.</w:t>
       </w:r>
     </w:p>
     <w:p>
@@ -340,34 +130,22 @@
           <w:ilvl w:val="0"/>
           <w:numId w:val="1"/>
         </w:numPr>
-        <w:rPr>
-          <w:sz w:val="22"/>
-          <w:szCs w:val="22"/>
-        </w:rPr>
-      </w:pPr>
-      <w:r>
-        <w:rPr>
-          <w:b/>
-          <w:bCs/>
-          <w:sz w:val="22"/>
-          <w:szCs w:val="22"/>
+        <w:spacing w:after="0"/>
+        <w:ind w:left="714" w:hanging="357"/>
+      </w:pPr>
+      <w:r>
+        <w:rPr>
+          <w:b/>
+          <w:bCs/>
         </w:rPr>
         <w:t>Pós-graduação:</w:t>
       </w:r>
       <w:r>
-        <w:rPr>
-          <w:sz w:val="22"/>
-          <w:szCs w:val="22"/>
-        </w:rPr>
         <w:t> Aperfeiçoamento em Educação de Jovens e Adultos</w:t>
       </w:r>
       <w:r>
-        <w:rPr>
-          <w:sz w:val="22"/>
-          <w:szCs w:val="22"/>
-        </w:rPr>
         <w:br/>
-        <w:t>CPS – Centro Paula Souza – SP - Brasil, Concluído em fevereiro de 2017 – 200 horas.</w:t>
+        <w:t>- CPS – Centro Paula Souza – SP - Brasil, concluída em fevereiro de 2017 – 200 horas.</w:t>
       </w:r>
     </w:p>
     <w:p>
@@ -376,103 +154,35 @@
           <w:ilvl w:val="0"/>
           <w:numId w:val="1"/>
         </w:numPr>
-        <w:rPr>
-          <w:sz w:val="22"/>
-          <w:szCs w:val="22"/>
-        </w:rPr>
-      </w:pPr>
-      <w:r>
-        <w:rPr>
-          <w:b/>
-          <w:bCs/>
-          <w:sz w:val="22"/>
-          <w:szCs w:val="22"/>
-        </w:rPr>
-        <w:t>Graduação:</w:t>
-      </w:r>
-      <w:r>
-        <w:rPr>
-          <w:sz w:val="22"/>
-          <w:szCs w:val="22"/>
-        </w:rPr>
-        <w:t> Licenciatura em Letras, Língua Portuguesa</w:t>
-      </w:r>
-      <w:r>
-        <w:rPr>
-          <w:sz w:val="22"/>
-          <w:szCs w:val="22"/>
-        </w:rPr>
+        <w:spacing w:after="0"/>
+        <w:ind w:left="714" w:hanging="357"/>
+      </w:pPr>
+      <w:r>
+        <w:rPr>
+          <w:b/>
+          <w:bCs/>
+        </w:rPr>
+        <w:t>Graduação em</w:t>
+      </w:r>
+      <w:r>
+        <w:t> Tecnologia de Processamento de Dados</w:t>
+      </w:r>
+      <w:r>
         <w:br/>
-        <w:t xml:space="preserve">UNIVESP – Jaguariúna – SP - Brasil, </w:t>
-      </w:r>
-      <w:proofErr w:type="gramStart"/>
-      <w:r>
-        <w:rPr>
-          <w:sz w:val="22"/>
-          <w:szCs w:val="22"/>
-        </w:rPr>
-        <w:t>Cursando</w:t>
-      </w:r>
-      <w:proofErr w:type="gramEnd"/>
-      <w:r>
-        <w:rPr>
-          <w:sz w:val="22"/>
-          <w:szCs w:val="22"/>
-        </w:rPr>
-        <w:t>, previsão Dez de 2024.</w:t>
+        <w:t>pela FATEC – Americana – SP - Brasil, concluída em dezembro de 2009.</w:t>
       </w:r>
     </w:p>
     <w:p>
       <w:pPr>
-        <w:numPr>
-          <w:ilvl w:val="0"/>
-          <w:numId w:val="1"/>
-        </w:numPr>
-        <w:rPr>
-          <w:sz w:val="22"/>
-          <w:szCs w:val="22"/>
-        </w:rPr>
-      </w:pPr>
-      <w:r>
-        <w:rPr>
-          <w:b/>
-          <w:bCs/>
-          <w:sz w:val="22"/>
-          <w:szCs w:val="22"/>
-        </w:rPr>
-        <w:t>Graduação:</w:t>
-      </w:r>
-      <w:r>
-        <w:rPr>
-          <w:sz w:val="22"/>
-          <w:szCs w:val="22"/>
-        </w:rPr>
-        <w:t> Tecnologia em Processamento de Dados</w:t>
-      </w:r>
-      <w:r>
-        <w:rPr>
-          <w:sz w:val="22"/>
-          <w:szCs w:val="22"/>
-        </w:rPr>
-        <w:br/>
-        <w:t>FATEC – Americana – SP - Brasil, Concluído em dezembro de 2009.</w:t>
-      </w:r>
-    </w:p>
-    <w:p>
-      <w:pPr>
-        <w:rPr>
-          <w:b/>
-          <w:bCs/>
-          <w:sz w:val="22"/>
-          <w:szCs w:val="22"/>
-        </w:rPr>
-      </w:pPr>
-      <w:r>
-        <w:rPr>
-          <w:b/>
-          <w:bCs/>
-          <w:sz w:val="22"/>
-          <w:szCs w:val="22"/>
+        <w:rPr>
+          <w:b/>
+          <w:bCs/>
+        </w:rPr>
+      </w:pPr>
+      <w:r>
+        <w:rPr>
+          <w:b/>
+          <w:bCs/>
         </w:rPr>
         <w:t>Experiência profissional:</w:t>
       </w:r>
@@ -483,25 +193,16 @@
           <w:ilvl w:val="0"/>
           <w:numId w:val="2"/>
         </w:numPr>
-        <w:rPr>
-          <w:sz w:val="22"/>
-          <w:szCs w:val="22"/>
-        </w:rPr>
-      </w:pPr>
-      <w:r>
-        <w:rPr>
-          <w:b/>
-          <w:bCs/>
-          <w:sz w:val="22"/>
-          <w:szCs w:val="22"/>
+        <w:spacing w:after="0"/>
+      </w:pPr>
+      <w:r>
+        <w:rPr>
+          <w:b/>
+          <w:bCs/>
         </w:rPr>
         <w:t>SENAI Jaguariúna – SP</w:t>
       </w:r>
       <w:r>
-        <w:rPr>
-          <w:sz w:val="22"/>
-          <w:szCs w:val="22"/>
-        </w:rPr>
         <w:br/>
         <w:t>Cargo: </w:t>
       </w:r>
@@ -509,46 +210,23 @@
         <w:rPr>
           <w:b/>
           <w:bCs/>
-          <w:sz w:val="22"/>
-          <w:szCs w:val="22"/>
-        </w:rPr>
-        <w:t>Instrutor de Formação Profissional III - Análise de Sistemas.</w:t>
-      </w:r>
-      <w:r>
-        <w:rPr>
-          <w:sz w:val="22"/>
-          <w:szCs w:val="22"/>
-        </w:rPr>
+        </w:rPr>
+        <w:t>Instrutor de Formação Profissional III - Análise de Sistemas</w:t>
+      </w:r>
+      <w:r>
         <w:br/>
       </w:r>
       <w:r>
         <w:rPr>
           <w:b/>
           <w:bCs/>
-          <w:sz w:val="22"/>
-          <w:szCs w:val="22"/>
-        </w:rPr>
-        <w:t>Função:</w:t>
-      </w:r>
-      <w:r>
-        <w:rPr>
-          <w:sz w:val="22"/>
-          <w:szCs w:val="22"/>
-        </w:rPr>
-        <w:t> </w:t>
-      </w:r>
-      <w:r>
-        <w:rPr>
-          <w:sz w:val="20"/>
-          <w:szCs w:val="20"/>
-        </w:rPr>
-        <w:t>Lecionar aulas em cursos técnicos e outros, nas áreas de TI, como Desenvolvimento de Sistemas, Redes de Computadores, Bancos de Dados, Gestão de Projetos e Gestão de Pessoas. Preparação para certificação de fundamentos sobre Microsoft Azure IA, DB, Google Cloud e AWS.</w:t>
-      </w:r>
-      <w:r>
-        <w:rPr>
-          <w:sz w:val="20"/>
-          <w:szCs w:val="20"/>
-        </w:rPr>
+        </w:rPr>
+        <w:t>Atividades:</w:t>
+      </w:r>
+      <w:r>
+        <w:t> Ministrar aulas em cursos técnicos e outros, nas áreas de TI como Desenvolvimento de Sistemas, Redes de Computadores, Bancos de Dados, Gerenciamento de Projetos e Gestão de Pessoas. Preparação para certificação em fundamentos de Microsoft Azure IA, DB, Google Cloud e AWS.</w:t>
+      </w:r>
+      <w:r>
         <w:br/>
         <w:t>De novembro de 2018 até o presente.</w:t>
       </w:r>
@@ -559,17 +237,12 @@
           <w:ilvl w:val="0"/>
           <w:numId w:val="2"/>
         </w:numPr>
-        <w:rPr>
-          <w:sz w:val="22"/>
-          <w:szCs w:val="22"/>
-        </w:rPr>
-      </w:pPr>
-      <w:r>
-        <w:rPr>
-          <w:b/>
-          <w:bCs/>
-          <w:sz w:val="22"/>
-          <w:szCs w:val="22"/>
+        <w:spacing w:after="0"/>
+      </w:pPr>
+      <w:r>
+        <w:rPr>
+          <w:b/>
+          <w:bCs/>
         </w:rPr>
         <w:t>CPS - Centro Paula Souza - (</w:t>
       </w:r>
@@ -578,8 +251,6 @@
         <w:rPr>
           <w:b/>
           <w:bCs/>
-          <w:sz w:val="22"/>
-          <w:szCs w:val="22"/>
         </w:rPr>
         <w:t>Etec</w:t>
       </w:r>
@@ -588,16 +259,10 @@
         <w:rPr>
           <w:b/>
           <w:bCs/>
-          <w:sz w:val="22"/>
-          <w:szCs w:val="22"/>
-        </w:rPr>
-        <w:t xml:space="preserve"> Bento Quirino e demais unidades)</w:t>
-      </w:r>
-      <w:r>
-        <w:rPr>
-          <w:sz w:val="22"/>
-          <w:szCs w:val="22"/>
-        </w:rPr>
+        </w:rPr>
+        <w:t xml:space="preserve"> Bento Quirino e outras unidades)</w:t>
+      </w:r>
+      <w:r>
         <w:br/>
         <w:t>Cargo: </w:t>
       </w:r>
@@ -605,112 +270,64 @@
         <w:rPr>
           <w:b/>
           <w:bCs/>
-          <w:sz w:val="22"/>
-          <w:szCs w:val="22"/>
-        </w:rPr>
-        <w:t>Monitor de Informática</w:t>
-      </w:r>
-      <w:r>
-        <w:rPr>
-          <w:sz w:val="22"/>
-          <w:szCs w:val="22"/>
-        </w:rPr>
+        </w:rPr>
+        <w:t>Auxiliar de Ensino de Informática</w:t>
+      </w:r>
+      <w:r>
         <w:t> e </w:t>
       </w:r>
       <w:r>
         <w:rPr>
           <w:b/>
           <w:bCs/>
-          <w:sz w:val="22"/>
-          <w:szCs w:val="22"/>
-        </w:rPr>
-        <w:t>Professor de Ensino Médio e Técnico.</w:t>
-      </w:r>
-      <w:r>
-        <w:rPr>
-          <w:sz w:val="22"/>
-          <w:szCs w:val="22"/>
-        </w:rPr>
+        </w:rPr>
+        <w:t>Professor de Ensino Médio Técnico.</w:t>
+      </w:r>
+      <w:r>
         <w:br/>
       </w:r>
       <w:r>
         <w:rPr>
           <w:b/>
           <w:bCs/>
-          <w:sz w:val="22"/>
-          <w:szCs w:val="22"/>
-        </w:rPr>
-        <w:t>Ocupação 1:</w:t>
-      </w:r>
-      <w:r>
-        <w:rPr>
-          <w:sz w:val="22"/>
-          <w:szCs w:val="22"/>
-        </w:rPr>
-        <w:t> Administração de infraestrutura de rede, servidores, aplicações, intranet e desenvolvimento web full-</w:t>
+        </w:rPr>
+        <w:t>Atividade 1:</w:t>
+      </w:r>
+      <w:r>
+        <w:t xml:space="preserve"> Administração de infraestrutura de rede, servidores, aplicativos, intranet e desenvolvimento web </w:t>
       </w:r>
       <w:proofErr w:type="spellStart"/>
       <w:r>
-        <w:rPr>
-          <w:sz w:val="22"/>
-          <w:szCs w:val="22"/>
-        </w:rPr>
-        <w:t>stack</w:t>
+        <w:t>full-stack</w:t>
       </w:r>
       <w:proofErr w:type="spellEnd"/>
       <w:r>
-        <w:rPr>
-          <w:sz w:val="22"/>
-          <w:szCs w:val="22"/>
-        </w:rPr>
         <w:t xml:space="preserve"> (HTML, CSS, </w:t>
       </w:r>
       <w:proofErr w:type="spellStart"/>
       <w:r>
-        <w:rPr>
-          <w:sz w:val="22"/>
-          <w:szCs w:val="22"/>
-        </w:rPr>
         <w:t>JavaScript</w:t>
       </w:r>
       <w:proofErr w:type="spellEnd"/>
       <w:r>
-        <w:rPr>
-          <w:sz w:val="22"/>
-          <w:szCs w:val="22"/>
-        </w:rPr>
-        <w:t>, PHP, JSP, MySQL), monitoria e auxílio a professores e alunos no laboratório de informática.</w:t>
-      </w:r>
-      <w:r>
-        <w:rPr>
-          <w:sz w:val="22"/>
-          <w:szCs w:val="22"/>
-        </w:rPr>
+        <w:t>, PHP, JSP, MySQL), monitoramento e auxílio a professores e alunos no laboratório de informática.</w:t>
+      </w:r>
+      <w:r>
         <w:br/>
       </w:r>
       <w:r>
         <w:rPr>
           <w:b/>
           <w:bCs/>
-          <w:sz w:val="22"/>
-          <w:szCs w:val="22"/>
-        </w:rPr>
-        <w:t>Ocupação 2:</w:t>
-      </w:r>
-      <w:r>
-        <w:rPr>
-          <w:sz w:val="22"/>
-          <w:szCs w:val="22"/>
-        </w:rPr>
-        <w:t> Ministrar aulas de informática e disciplinas correlatas em cursos técnicos modulares integrados ao Ensino Médio.</w:t>
-      </w:r>
-      <w:r>
-        <w:rPr>
-          <w:sz w:val="22"/>
-          <w:szCs w:val="22"/>
-        </w:rPr>
+        </w:rPr>
+        <w:t>Atividade 2:</w:t>
+      </w:r>
+      <w:r>
+        <w:t> Ministrar aulas de informática e disciplinas correlatas em cursos técnicos modulares integrados ao ensino médio.</w:t>
+      </w:r>
+      <w:r>
         <w:br/>
-        <w:t>Observação: O CPS é uma rede de diversas escolas no Brasil, onde atuei em diversas unidades em diferentes cidades e com diferentes contratos. De maio de 2011 a abril de 2024.</w:t>
+        <w:t>Observação: O CPS é uma rede de diversas escolas no Brasil, onde trabalhei em várias unidades em diferentes cidades e com diferentes contratos. De maio de 2011 a abril de 2024.</w:t>
       </w:r>
     </w:p>
     <w:p>
@@ -719,103 +336,53 @@
           <w:ilvl w:val="0"/>
           <w:numId w:val="2"/>
         </w:numPr>
-        <w:rPr>
-          <w:sz w:val="22"/>
-          <w:szCs w:val="22"/>
-        </w:rPr>
-      </w:pPr>
-      <w:r>
-        <w:rPr>
-          <w:b/>
-          <w:bCs/>
-          <w:sz w:val="22"/>
-          <w:szCs w:val="22"/>
+        <w:spacing w:after="0"/>
+      </w:pPr>
+      <w:r>
+        <w:rPr>
+          <w:b/>
+          <w:bCs/>
         </w:rPr>
         <w:t>IBM Brasil (Hortolândia - SP)</w:t>
       </w:r>
       <w:r>
-        <w:rPr>
-          <w:sz w:val="22"/>
-          <w:szCs w:val="22"/>
-        </w:rPr>
         <w:br/>
       </w:r>
       <w:r>
         <w:rPr>
           <w:b/>
           <w:bCs/>
-          <w:sz w:val="22"/>
-          <w:szCs w:val="22"/>
         </w:rPr>
         <w:t>Cargo:</w:t>
       </w:r>
       <w:r>
-        <w:rPr>
-          <w:sz w:val="22"/>
-          <w:szCs w:val="22"/>
-        </w:rPr>
-        <w:t> Técnico de Suporte a Sistemas.</w:t>
-      </w:r>
-      <w:r>
-        <w:rPr>
-          <w:sz w:val="22"/>
-          <w:szCs w:val="22"/>
-        </w:rPr>
+        <w:t xml:space="preserve"> Técnico de Suporte de </w:t>
+      </w:r>
+      <w:proofErr w:type="gramStart"/>
+      <w:r>
+        <w:t>Sistemas .</w:t>
+      </w:r>
+      <w:proofErr w:type="gramEnd"/>
+      <w:r>
         <w:br/>
       </w:r>
       <w:r>
         <w:rPr>
           <w:b/>
           <w:bCs/>
-          <w:sz w:val="22"/>
-          <w:szCs w:val="22"/>
-        </w:rPr>
-        <w:t>Ocupações em Ordem Cronológica:</w:t>
-      </w:r>
-      <w:r>
-        <w:rPr>
-          <w:sz w:val="22"/>
-          <w:szCs w:val="22"/>
-        </w:rPr>
-        <w:t xml:space="preserve"> Analista de Suporte, Despachante de </w:t>
-      </w:r>
-      <w:r>
-        <w:rPr>
-          <w:sz w:val="22"/>
-          <w:szCs w:val="22"/>
-        </w:rPr>
-        <w:lastRenderedPageBreak/>
-        <w:t xml:space="preserve">Serviços de TI, Especialista em IAM (Segurança da Informação). Execução de tarefas de Administração de Usuários: (UNIX: AIX, HPUX, SUN e LINUX "RedHat e SUSE", </w:t>
-      </w:r>
-      <w:proofErr w:type="spellStart"/>
-      <w:r>
-        <w:rPr>
-          <w:sz w:val="22"/>
-          <w:szCs w:val="22"/>
-        </w:rPr>
-        <w:t>Win</w:t>
-      </w:r>
-      <w:proofErr w:type="spellEnd"/>
-      <w:r>
-        <w:rPr>
-          <w:sz w:val="22"/>
-          <w:szCs w:val="22"/>
-        </w:rPr>
-        <w:t>. Server 2008, 2012, 2016, Outlook), atendimento a Requisições, Incidentes e Alterações (sob práticas ITIL).</w:t>
-      </w:r>
-      <w:r>
-        <w:rPr>
-          <w:sz w:val="22"/>
-          <w:szCs w:val="22"/>
-        </w:rPr>
+        </w:rPr>
+        <w:t>Experiência anterior em ordem cronológica:</w:t>
+      </w:r>
+      <w:r>
+        <w:t> Analista de Suporte, Despachante de Serviços de TI, Especialista em IAM (Segurança da Informação). Execução de tarefas de Administração de Usuários: (UNIX: AIX, HPUX, SUN e LINUX “RedHat e SUSE”, Windows Server 2008, 2012 e 2016, Outlook), atendimento a solicitações, incidentes e mudanças (de acordo com as práticas ITIL).</w:t>
+      </w:r>
+      <w:r>
         <w:br/>
       </w:r>
       <w:r>
         <w:rPr>
           <w:b/>
           <w:bCs/>
-          <w:sz w:val="22"/>
-          <w:szCs w:val="22"/>
         </w:rPr>
         <w:t>Conquistas:</w:t>
       </w:r>
@@ -826,19 +393,10 @@
           <w:ilvl w:val="1"/>
           <w:numId w:val="2"/>
         </w:numPr>
-        <w:spacing w:after="0" w:line="240" w:lineRule="auto"/>
-        <w:ind w:left="1434" w:hanging="357"/>
-        <w:rPr>
-          <w:sz w:val="22"/>
-          <w:szCs w:val="22"/>
-        </w:rPr>
-      </w:pPr>
-      <w:r>
-        <w:rPr>
-          <w:sz w:val="22"/>
-          <w:szCs w:val="22"/>
-        </w:rPr>
-        <w:t>Automação de planilhas de controle de produtividade.</w:t>
+        <w:spacing w:after="0"/>
+      </w:pPr>
+      <w:r>
+        <w:t>Automatização de planilhas para controle de produtividade.</w:t>
       </w:r>
     </w:p>
     <w:p>
@@ -847,18 +405,9 @@
           <w:ilvl w:val="1"/>
           <w:numId w:val="2"/>
         </w:numPr>
-        <w:spacing w:after="0" w:line="240" w:lineRule="auto"/>
-        <w:ind w:left="1434" w:hanging="357"/>
-        <w:rPr>
-          <w:sz w:val="22"/>
-          <w:szCs w:val="22"/>
-        </w:rPr>
-      </w:pPr>
-      <w:r>
-        <w:rPr>
-          <w:sz w:val="22"/>
-          <w:szCs w:val="22"/>
-        </w:rPr>
+        <w:spacing w:after="0"/>
+      </w:pPr>
+      <w:r>
         <w:t>Automação do processo IAM</w:t>
       </w:r>
     </w:p>
@@ -868,33 +417,14 @@
           <w:ilvl w:val="1"/>
           <w:numId w:val="2"/>
         </w:numPr>
-        <w:spacing w:after="0" w:line="240" w:lineRule="auto"/>
-        <w:ind w:left="1434" w:hanging="357"/>
-        <w:rPr>
-          <w:sz w:val="22"/>
-          <w:szCs w:val="22"/>
-        </w:rPr>
-      </w:pPr>
-      <w:r>
-        <w:rPr>
-          <w:sz w:val="22"/>
-          <w:szCs w:val="22"/>
-        </w:rPr>
-        <w:t>Padronização da documentação de Provisionamento</w:t>
+        <w:spacing w:after="0"/>
+      </w:pPr>
+      <w:r>
+        <w:t>Padronização da documentação de provisionamento</w:t>
       </w:r>
     </w:p>
     <w:p>
-      <w:pPr>
-        <w:rPr>
-          <w:sz w:val="22"/>
-          <w:szCs w:val="22"/>
-        </w:rPr>
-      </w:pPr>
-      <w:r>
-        <w:rPr>
-          <w:sz w:val="22"/>
-          <w:szCs w:val="22"/>
-        </w:rPr>
+      <w:r>
         <w:t>De setembro de 2009 a março de 2016.</w:t>
       </w:r>
     </w:p>
@@ -903,16 +433,12 @@
         <w:rPr>
           <w:b/>
           <w:bCs/>
-          <w:sz w:val="22"/>
-          <w:szCs w:val="22"/>
-        </w:rPr>
-      </w:pPr>
-      <w:r>
-        <w:rPr>
-          <w:b/>
-          <w:bCs/>
-          <w:sz w:val="22"/>
-          <w:szCs w:val="22"/>
+        </w:rPr>
+      </w:pPr>
+      <w:r>
+        <w:rPr>
+          <w:b/>
+          <w:bCs/>
         </w:rPr>
         <w:t>Certificados e informações adicionais</w:t>
       </w:r>
@@ -923,28 +449,19 @@
           <w:ilvl w:val="0"/>
           <w:numId w:val="3"/>
         </w:numPr>
-        <w:spacing w:after="0" w:line="240" w:lineRule="auto"/>
-        <w:ind w:left="714" w:hanging="357"/>
-        <w:rPr>
-          <w:sz w:val="22"/>
-          <w:szCs w:val="22"/>
-        </w:rPr>
-      </w:pPr>
-      <w:r>
-        <w:rPr>
-          <w:b/>
-          <w:bCs/>
-          <w:sz w:val="22"/>
-          <w:szCs w:val="22"/>
+        <w:spacing w:after="0"/>
+      </w:pPr>
+      <w:r>
+        <w:rPr>
+          <w:b/>
+          <w:bCs/>
         </w:rPr>
         <w:t>Linktr.ee: </w:t>
       </w:r>
-      <w:hyperlink r:id="rId8" w:tgtFrame="_blank" w:history="1">
+      <w:hyperlink r:id="rId6" w:tgtFrame="_blank" w:history="1">
         <w:r>
           <w:rPr>
             <w:rStyle w:val="Hyperlink"/>
-            <w:sz w:val="22"/>
-            <w:szCs w:val="22"/>
           </w:rPr>
           <w:t>https://linktr.ee/wellifabio</w:t>
         </w:r>
@@ -956,28 +473,19 @@
           <w:ilvl w:val="0"/>
           <w:numId w:val="3"/>
         </w:numPr>
-        <w:spacing w:after="0" w:line="240" w:lineRule="auto"/>
-        <w:ind w:left="714" w:hanging="357"/>
-        <w:rPr>
-          <w:sz w:val="22"/>
-          <w:szCs w:val="22"/>
-        </w:rPr>
-      </w:pPr>
-      <w:r>
-        <w:rPr>
-          <w:b/>
-          <w:bCs/>
-          <w:sz w:val="22"/>
-          <w:szCs w:val="22"/>
+        <w:spacing w:after="0"/>
+      </w:pPr>
+      <w:r>
+        <w:rPr>
+          <w:b/>
+          <w:bCs/>
         </w:rPr>
         <w:t>Portfólio: </w:t>
       </w:r>
-      <w:hyperlink r:id="rId9" w:tgtFrame="_blank" w:history="1">
+      <w:hyperlink r:id="rId7" w:tgtFrame="_blank" w:history="1">
         <w:r>
           <w:rPr>
             <w:rStyle w:val="Hyperlink"/>
-            <w:sz w:val="22"/>
-            <w:szCs w:val="22"/>
           </w:rPr>
           <w:t>wellifabio.github.io</w:t>
         </w:r>
@@ -989,20 +497,13 @@
           <w:ilvl w:val="0"/>
           <w:numId w:val="3"/>
         </w:numPr>
-        <w:spacing w:after="0" w:line="240" w:lineRule="auto"/>
-        <w:ind w:left="714" w:hanging="357"/>
-        <w:rPr>
-          <w:sz w:val="22"/>
-          <w:szCs w:val="22"/>
-        </w:rPr>
+        <w:spacing w:after="0"/>
       </w:pPr>
       <w:proofErr w:type="spellStart"/>
       <w:r>
         <w:rPr>
           <w:b/>
           <w:bCs/>
-          <w:sz w:val="22"/>
-          <w:szCs w:val="22"/>
         </w:rPr>
         <w:t>Credly</w:t>
       </w:r>
@@ -1011,17 +512,13 @@
         <w:rPr>
           <w:b/>
           <w:bCs/>
-          <w:sz w:val="22"/>
-          <w:szCs w:val="22"/>
         </w:rPr>
         <w:t>: </w:t>
       </w:r>
-      <w:hyperlink r:id="rId10" w:tgtFrame="_blank" w:history="1">
+      <w:hyperlink r:id="rId8" w:tgtFrame="_blank" w:history="1">
         <w:r>
           <w:rPr>
             <w:rStyle w:val="Hyperlink"/>
-            <w:sz w:val="22"/>
-            <w:szCs w:val="22"/>
           </w:rPr>
           <w:t>www.credly.com/users/wellifabio</w:t>
         </w:r>
@@ -1033,28 +530,19 @@
           <w:ilvl w:val="0"/>
           <w:numId w:val="3"/>
         </w:numPr>
-        <w:spacing w:after="0" w:line="240" w:lineRule="auto"/>
-        <w:ind w:left="714" w:hanging="357"/>
-        <w:rPr>
-          <w:sz w:val="22"/>
-          <w:szCs w:val="22"/>
-        </w:rPr>
-      </w:pPr>
-      <w:r>
-        <w:rPr>
-          <w:b/>
-          <w:bCs/>
-          <w:sz w:val="22"/>
-          <w:szCs w:val="22"/>
+        <w:spacing w:after="0"/>
+      </w:pPr>
+      <w:r>
+        <w:rPr>
+          <w:b/>
+          <w:bCs/>
         </w:rPr>
         <w:t>GitHub: </w:t>
       </w:r>
-      <w:hyperlink r:id="rId11" w:tgtFrame="_blank" w:history="1">
+      <w:hyperlink r:id="rId9" w:tgtFrame="_blank" w:history="1">
         <w:r>
           <w:rPr>
             <w:rStyle w:val="Hyperlink"/>
-            <w:sz w:val="22"/>
-            <w:szCs w:val="22"/>
           </w:rPr>
           <w:t>github.com/</w:t>
         </w:r>
@@ -1062,8 +550,6 @@
         <w:r>
           <w:rPr>
             <w:rStyle w:val="Hyperlink"/>
-            <w:sz w:val="22"/>
-            <w:szCs w:val="22"/>
           </w:rPr>
           <w:t>wellifabio</w:t>
         </w:r>
@@ -1076,28 +562,19 @@
           <w:ilvl w:val="0"/>
           <w:numId w:val="3"/>
         </w:numPr>
-        <w:spacing w:after="0" w:line="240" w:lineRule="auto"/>
-        <w:ind w:left="714" w:hanging="357"/>
-        <w:rPr>
-          <w:sz w:val="22"/>
-          <w:szCs w:val="22"/>
-        </w:rPr>
-      </w:pPr>
-      <w:r>
-        <w:rPr>
-          <w:b/>
-          <w:bCs/>
-          <w:sz w:val="22"/>
-          <w:szCs w:val="22"/>
-        </w:rPr>
-        <w:t>Currículo Lattes: </w:t>
-      </w:r>
-      <w:hyperlink r:id="rId12" w:tgtFrame="_blank" w:history="1">
+        <w:spacing w:after="0"/>
+      </w:pPr>
+      <w:r>
+        <w:rPr>
+          <w:b/>
+          <w:bCs/>
+        </w:rPr>
+        <w:t>Currículo da Lattes: </w:t>
+      </w:r>
+      <w:hyperlink r:id="rId10" w:tgtFrame="_blank" w:history="1">
         <w:r>
           <w:rPr>
             <w:rStyle w:val="Hyperlink"/>
-            <w:sz w:val="22"/>
-            <w:szCs w:val="22"/>
           </w:rPr>
           <w:t>http://lattes.cnpq.br/6595184559384066</w:t>
         </w:r>
@@ -1109,44 +586,25 @@
           <w:ilvl w:val="0"/>
           <w:numId w:val="3"/>
         </w:numPr>
-        <w:spacing w:after="0" w:line="240" w:lineRule="auto"/>
-        <w:ind w:left="714" w:hanging="357"/>
-        <w:rPr>
-          <w:sz w:val="22"/>
-          <w:szCs w:val="22"/>
-        </w:rPr>
-      </w:pPr>
-      <w:r>
-        <w:rPr>
-          <w:b/>
-          <w:bCs/>
-          <w:sz w:val="22"/>
-          <w:szCs w:val="22"/>
+        <w:spacing w:after="0"/>
+      </w:pPr>
+      <w:r>
+        <w:rPr>
+          <w:b/>
+          <w:bCs/>
         </w:rPr>
         <w:t>Idioma:</w:t>
       </w:r>
       <w:r>
-        <w:rPr>
-          <w:sz w:val="22"/>
-          <w:szCs w:val="22"/>
-        </w:rPr>
         <w:t> </w:t>
       </w:r>
       <w:proofErr w:type="gramStart"/>
       <w:r>
-        <w:rPr>
-          <w:sz w:val="22"/>
-          <w:szCs w:val="22"/>
-        </w:rPr>
         <w:t>Português</w:t>
       </w:r>
       <w:proofErr w:type="gramEnd"/>
       <w:r>
-        <w:rPr>
-          <w:sz w:val="22"/>
-          <w:szCs w:val="22"/>
-        </w:rPr>
-        <w:t xml:space="preserve"> Brasileiro Nativo</w:t>
+        <w:t xml:space="preserve"> brasileiro nativo</w:t>
       </w:r>
     </w:p>
     <w:p>
@@ -1155,90 +613,26 @@
           <w:ilvl w:val="0"/>
           <w:numId w:val="3"/>
         </w:numPr>
-        <w:spacing w:after="0" w:line="240" w:lineRule="auto"/>
-        <w:ind w:left="714" w:hanging="357"/>
-        <w:rPr>
-          <w:sz w:val="22"/>
-          <w:szCs w:val="22"/>
-        </w:rPr>
-      </w:pPr>
-      <w:r>
-        <w:rPr>
-          <w:b/>
-          <w:bCs/>
-          <w:sz w:val="22"/>
-          <w:szCs w:val="22"/>
-        </w:rPr>
-        <w:t>Inglês Intermediário</w:t>
-      </w:r>
-      <w:r>
-        <w:rPr>
-          <w:sz w:val="22"/>
-          <w:szCs w:val="22"/>
-        </w:rPr>
-        <w:t> - Microlins, Americana - SP - Brasil</w:t>
-      </w:r>
-      <w:r>
-        <w:rPr>
-          <w:sz w:val="22"/>
-          <w:szCs w:val="22"/>
-        </w:rPr>
+        <w:spacing w:after="0"/>
+      </w:pPr>
+      <w:r>
+        <w:rPr>
+          <w:b/>
+          <w:bCs/>
+        </w:rPr>
+        <w:t>Inglês intermediário</w:t>
+      </w:r>
+      <w:r>
+        <w:t> - Microlins, Americana - SP - Brasil.</w:t>
+      </w:r>
+      <w:r>
         <w:br/>
-        <w:t>Boa experiência em leitura e escrita (</w:t>
-      </w:r>
-      <w:proofErr w:type="spellStart"/>
-      <w:r>
-        <w:rPr>
-          <w:sz w:val="22"/>
-          <w:szCs w:val="22"/>
-        </w:rPr>
-        <w:t>skype</w:t>
-      </w:r>
-      <w:proofErr w:type="spellEnd"/>
-      <w:r>
-        <w:rPr>
-          <w:sz w:val="22"/>
-          <w:szCs w:val="22"/>
-        </w:rPr>
-        <w:t xml:space="preserve">), </w:t>
-      </w:r>
-      <w:proofErr w:type="gramStart"/>
-      <w:r>
-        <w:rPr>
-          <w:sz w:val="22"/>
-          <w:szCs w:val="22"/>
-        </w:rPr>
-        <w:t>mas Pouca</w:t>
-      </w:r>
-      <w:proofErr w:type="gramEnd"/>
-      <w:r>
-        <w:rPr>
-          <w:sz w:val="22"/>
-          <w:szCs w:val="22"/>
-        </w:rPr>
-        <w:t xml:space="preserve"> experiência em ligações telefônicas (IBM).</w:t>
+        <w:t>Boa experiência em leitura e escrita no Skype, mas pouca experiência em chamadas telefônicas (IBM).</w:t>
       </w:r>
     </w:p>
-    <w:p>
-      <w:pPr>
-        <w:rPr>
-          <w:sz w:val="22"/>
-          <w:szCs w:val="22"/>
-        </w:rPr>
-      </w:pPr>
-      <w:r>
-        <w:rPr>
-          <w:sz w:val="22"/>
-          <w:szCs w:val="22"/>
-          <w:u w:val="single"/>
-        </w:rPr>
-        <w:t>Brasil - 2025</w:t>
-      </w:r>
-    </w:p>
-    <w:p/>
     <w:sectPr>
       <w:pgSz w:w="11906" w:h="16838"/>
-      <w:pgMar w:top="1417" w:right="1701" w:bottom="1417" w:left="1701" w:header="708" w:footer="708" w:gutter="0"/>
+      <w:pgMar w:top="720" w:right="720" w:bottom="720" w:left="720" w:header="708" w:footer="708" w:gutter="0"/>
       <w:cols w:space="708"/>
       <w:docGrid w:linePitch="360"/>
     </w:sectPr>
@@ -1249,122 +643,158 @@
 <file path=word/numbering.xml><?xml version="1.0" encoding="utf-8"?>
 <w:numbering xmlns:wpc="http://schemas.microsoft.com/office/word/2010/wordprocessingCanvas" xmlns:cx="http://schemas.microsoft.com/office/drawing/2014/chartex" xmlns:cx1="http://schemas.microsoft.com/office/drawing/2015/9/8/chartex" xmlns:cx2="http://schemas.microsoft.com/office/drawing/2015/10/21/chartex" xmlns:cx3="http://schemas.microsoft.com/office/drawing/2016/5/9/chartex" xmlns:cx4="http://schemas.microsoft.com/office/drawing/2016/5/10/chartex" xmlns:cx5="http://schemas.microsoft.com/office/drawing/2016/5/11/chartex" xmlns:cx6="http://schemas.microsoft.com/office/drawing/2016/5/12/chartex" xmlns:cx7="http://schemas.microsoft.com/office/drawing/2016/5/13/chartex" xmlns:cx8="http://schemas.microsoft.com/office/drawing/2016/5/14/chartex" xmlns:mc="http://schemas.openxmlformats.org/markup-compatibility/2006" xmlns:aink="http://schemas.microsoft.com/office/drawing/2016/ink" xmlns:am3d="http://schemas.microsoft.com/office/drawing/2017/model3d" xmlns:o="urn:schemas-microsoft-com:office:office" xmlns:oel="http://schemas.microsoft.com/office/2019/extlst" xmlns:r="http://schemas.openxmlformats.org/officeDocument/2006/relationships" xmlns:m="http://schemas.openxmlformats.org/officeDocument/2006/math" xmlns:v="urn:schemas-microsoft-com:vml" xmlns:wp14="http://schemas.microsoft.com/office/word/2010/wordprocessingDrawing" xmlns:wp="http://schemas.openxmlformats.org/drawingml/2006/wordprocessingDrawing" xmlns:w10="urn:schemas-microsoft-com:office:word" xmlns:w="http://schemas.openxmlformats.org/wordprocessingml/2006/main" xmlns:w14="http://schemas.microsoft.com/office/word/2010/wordml" xmlns:w15="http://schemas.microsoft.com/office/word/2012/wordml" xmlns:w16cex="http://schemas.microsoft.com/office/word/2018/wordml/cex" xmlns:w16cid="http://schemas.microsoft.com/office/word/2016/wordml/cid" xmlns:w16="http://schemas.microsoft.com/office/word/2018/wordml" xmlns:w16du="http://schemas.microsoft.com/office/word/2023/wordml/word16du" xmlns:w16sdtdh="http://schemas.microsoft.com/office/word/2020/wordml/sdtdatahash" xmlns:w16sdtfl="http://schemas.microsoft.com/office/word/2024/wordml/sdtformatlock" xmlns:w16se="http://schemas.microsoft.com/office/word/2015/wordml/symex" xmlns:wpg="http://schemas.microsoft.com/office/word/2010/wordprocessingGroup" xmlns:wpi="http://schemas.microsoft.com/office/word/2010/wordprocessingInk" xmlns:wne="http://schemas.microsoft.com/office/word/2006/wordml" xmlns:wps="http://schemas.microsoft.com/office/word/2010/wordprocessingShape" mc:Ignorable="w14 w15 w16se w16cid w16 w16cex w16sdtdh w16sdtfl w16du wp14">
   <w:abstractNum w:abstractNumId="0" w15:restartNumberingAfterBreak="0">
-    <w:nsid w:val="01665494"/>
-    <w:multiLevelType w:val="hybridMultilevel"/>
-    <w:tmpl w:val="086209E8"/>
-    <w:lvl w:ilvl="0" w:tplc="04160001">
+    <w:nsid w:val="07766423"/>
+    <w:multiLevelType w:val="multilevel"/>
+    <w:tmpl w:val="A9D862EE"/>
+    <w:lvl w:ilvl="0">
       <w:start w:val="1"/>
       <w:numFmt w:val="bullet"/>
       <w:lvlText w:val=""/>
       <w:lvlJc w:val="left"/>
       <w:pPr>
+        <w:tabs>
+          <w:tab w:val="num" w:pos="720"/>
+        </w:tabs>
         <w:ind w:left="720" w:hanging="360"/>
       </w:pPr>
       <w:rPr>
         <w:rFonts w:ascii="Symbol" w:hAnsi="Symbol" w:hint="default"/>
-      </w:rPr>
-    </w:lvl>
-    <w:lvl w:ilvl="1" w:tplc="04160003" w:tentative="1">
+        <w:sz w:val="20"/>
+      </w:rPr>
+    </w:lvl>
+    <w:lvl w:ilvl="1" w:tentative="1">
       <w:start w:val="1"/>
       <w:numFmt w:val="bullet"/>
       <w:lvlText w:val="o"/>
       <w:lvlJc w:val="left"/>
       <w:pPr>
+        <w:tabs>
+          <w:tab w:val="num" w:pos="1440"/>
+        </w:tabs>
         <w:ind w:left="1440" w:hanging="360"/>
       </w:pPr>
       <w:rPr>
-        <w:rFonts w:ascii="Courier New" w:hAnsi="Courier New" w:cs="Courier New" w:hint="default"/>
-      </w:rPr>
-    </w:lvl>
-    <w:lvl w:ilvl="2" w:tplc="04160005" w:tentative="1">
+        <w:rFonts w:ascii="Courier New" w:hAnsi="Courier New" w:hint="default"/>
+        <w:sz w:val="20"/>
+      </w:rPr>
+    </w:lvl>
+    <w:lvl w:ilvl="2" w:tentative="1">
       <w:start w:val="1"/>
       <w:numFmt w:val="bullet"/>
       <w:lvlText w:val=""/>
       <w:lvlJc w:val="left"/>
       <w:pPr>
+        <w:tabs>
+          <w:tab w:val="num" w:pos="2160"/>
+        </w:tabs>
         <w:ind w:left="2160" w:hanging="360"/>
       </w:pPr>
       <w:rPr>
         <w:rFonts w:ascii="Wingdings" w:hAnsi="Wingdings" w:hint="default"/>
-      </w:rPr>
-    </w:lvl>
-    <w:lvl w:ilvl="3" w:tplc="04160001" w:tentative="1">
-      <w:start w:val="1"/>
-      <w:numFmt w:val="bullet"/>
-      <w:lvlText w:val=""/>
-      <w:lvlJc w:val="left"/>
-      <w:pPr>
+        <w:sz w:val="20"/>
+      </w:rPr>
+    </w:lvl>
+    <w:lvl w:ilvl="3" w:tentative="1">
+      <w:start w:val="1"/>
+      <w:numFmt w:val="bullet"/>
+      <w:lvlText w:val=""/>
+      <w:lvlJc w:val="left"/>
+      <w:pPr>
+        <w:tabs>
+          <w:tab w:val="num" w:pos="2880"/>
+        </w:tabs>
         <w:ind w:left="2880" w:hanging="360"/>
       </w:pPr>
       <w:rPr>
-        <w:rFonts w:ascii="Symbol" w:hAnsi="Symbol" w:hint="default"/>
-      </w:rPr>
-    </w:lvl>
-    <w:lvl w:ilvl="4" w:tplc="04160003" w:tentative="1">
-      <w:start w:val="1"/>
-      <w:numFmt w:val="bullet"/>
-      <w:lvlText w:val="o"/>
-      <w:lvlJc w:val="left"/>
-      <w:pPr>
+        <w:rFonts w:ascii="Wingdings" w:hAnsi="Wingdings" w:hint="default"/>
+        <w:sz w:val="20"/>
+      </w:rPr>
+    </w:lvl>
+    <w:lvl w:ilvl="4" w:tentative="1">
+      <w:start w:val="1"/>
+      <w:numFmt w:val="bullet"/>
+      <w:lvlText w:val=""/>
+      <w:lvlJc w:val="left"/>
+      <w:pPr>
+        <w:tabs>
+          <w:tab w:val="num" w:pos="3600"/>
+        </w:tabs>
         <w:ind w:left="3600" w:hanging="360"/>
       </w:pPr>
       <w:rPr>
-        <w:rFonts w:ascii="Courier New" w:hAnsi="Courier New" w:cs="Courier New" w:hint="default"/>
-      </w:rPr>
-    </w:lvl>
-    <w:lvl w:ilvl="5" w:tplc="04160005" w:tentative="1">
+        <w:rFonts w:ascii="Wingdings" w:hAnsi="Wingdings" w:hint="default"/>
+        <w:sz w:val="20"/>
+      </w:rPr>
+    </w:lvl>
+    <w:lvl w:ilvl="5" w:tentative="1">
       <w:start w:val="1"/>
       <w:numFmt w:val="bullet"/>
       <w:lvlText w:val=""/>
       <w:lvlJc w:val="left"/>
       <w:pPr>
+        <w:tabs>
+          <w:tab w:val="num" w:pos="4320"/>
+        </w:tabs>
         <w:ind w:left="4320" w:hanging="360"/>
       </w:pPr>
       <w:rPr>
         <w:rFonts w:ascii="Wingdings" w:hAnsi="Wingdings" w:hint="default"/>
-      </w:rPr>
-    </w:lvl>
-    <w:lvl w:ilvl="6" w:tplc="04160001" w:tentative="1">
-      <w:start w:val="1"/>
-      <w:numFmt w:val="bullet"/>
-      <w:lvlText w:val=""/>
-      <w:lvlJc w:val="left"/>
-      <w:pPr>
+        <w:sz w:val="20"/>
+      </w:rPr>
+    </w:lvl>
+    <w:lvl w:ilvl="6" w:tentative="1">
+      <w:start w:val="1"/>
+      <w:numFmt w:val="bullet"/>
+      <w:lvlText w:val=""/>
+      <w:lvlJc w:val="left"/>
+      <w:pPr>
+        <w:tabs>
+          <w:tab w:val="num" w:pos="5040"/>
+        </w:tabs>
         <w:ind w:left="5040" w:hanging="360"/>
       </w:pPr>
       <w:rPr>
-        <w:rFonts w:ascii="Symbol" w:hAnsi="Symbol" w:hint="default"/>
-      </w:rPr>
-    </w:lvl>
-    <w:lvl w:ilvl="7" w:tplc="04160003" w:tentative="1">
-      <w:start w:val="1"/>
-      <w:numFmt w:val="bullet"/>
-      <w:lvlText w:val="o"/>
-      <w:lvlJc w:val="left"/>
-      <w:pPr>
+        <w:rFonts w:ascii="Wingdings" w:hAnsi="Wingdings" w:hint="default"/>
+        <w:sz w:val="20"/>
+      </w:rPr>
+    </w:lvl>
+    <w:lvl w:ilvl="7" w:tentative="1">
+      <w:start w:val="1"/>
+      <w:numFmt w:val="bullet"/>
+      <w:lvlText w:val=""/>
+      <w:lvlJc w:val="left"/>
+      <w:pPr>
+        <w:tabs>
+          <w:tab w:val="num" w:pos="5760"/>
+        </w:tabs>
         <w:ind w:left="5760" w:hanging="360"/>
       </w:pPr>
       <w:rPr>
-        <w:rFonts w:ascii="Courier New" w:hAnsi="Courier New" w:cs="Courier New" w:hint="default"/>
-      </w:rPr>
-    </w:lvl>
-    <w:lvl w:ilvl="8" w:tplc="04160005" w:tentative="1">
+        <w:rFonts w:ascii="Wingdings" w:hAnsi="Wingdings" w:hint="default"/>
+        <w:sz w:val="20"/>
+      </w:rPr>
+    </w:lvl>
+    <w:lvl w:ilvl="8" w:tentative="1">
       <w:start w:val="1"/>
       <w:numFmt w:val="bullet"/>
       <w:lvlText w:val=""/>
       <w:lvlJc w:val="left"/>
       <w:pPr>
+        <w:tabs>
+          <w:tab w:val="num" w:pos="6480"/>
+        </w:tabs>
         <w:ind w:left="6480" w:hanging="360"/>
       </w:pPr>
       <w:rPr>
         <w:rFonts w:ascii="Wingdings" w:hAnsi="Wingdings" w:hint="default"/>
+        <w:sz w:val="20"/>
       </w:rPr>
     </w:lvl>
   </w:abstractNum>
   <w:abstractNum w:abstractNumId="1" w15:restartNumberingAfterBreak="0">
-    <w:nsid w:val="20756413"/>
+    <w:nsid w:val="113C5453"/>
     <w:multiLevelType w:val="multilevel"/>
-    <w:tmpl w:val="0930D0DC"/>
+    <w:tmpl w:val="979EFF82"/>
     <w:lvl w:ilvl="0">
       <w:start w:val="1"/>
       <w:numFmt w:val="bullet"/>
@@ -1511,9 +941,9 @@
     </w:lvl>
   </w:abstractNum>
   <w:abstractNum w:abstractNumId="2" w15:restartNumberingAfterBreak="0">
-    <w:nsid w:val="272A2E94"/>
+    <w:nsid w:val="3CAB2C63"/>
     <w:multiLevelType w:val="multilevel"/>
-    <w:tmpl w:val="3D8C838C"/>
+    <w:tmpl w:val="2E945F2E"/>
     <w:lvl w:ilvl="0">
       <w:start w:val="1"/>
       <w:numFmt w:val="bullet"/>
@@ -1659,165 +1089,13 @@
       </w:rPr>
     </w:lvl>
   </w:abstractNum>
-  <w:abstractNum w:abstractNumId="3" w15:restartNumberingAfterBreak="0">
-    <w:nsid w:val="476B0F08"/>
-    <w:multiLevelType w:val="multilevel"/>
-    <w:tmpl w:val="A0E4DFA0"/>
-    <w:lvl w:ilvl="0">
-      <w:start w:val="1"/>
-      <w:numFmt w:val="bullet"/>
-      <w:lvlText w:val=""/>
-      <w:lvlJc w:val="left"/>
-      <w:pPr>
-        <w:tabs>
-          <w:tab w:val="num" w:pos="720"/>
-        </w:tabs>
-        <w:ind w:left="720" w:hanging="360"/>
-      </w:pPr>
-      <w:rPr>
-        <w:rFonts w:ascii="Symbol" w:hAnsi="Symbol" w:hint="default"/>
-        <w:sz w:val="20"/>
-      </w:rPr>
-    </w:lvl>
-    <w:lvl w:ilvl="1" w:tentative="1">
-      <w:start w:val="1"/>
-      <w:numFmt w:val="bullet"/>
-      <w:lvlText w:val="o"/>
-      <w:lvlJc w:val="left"/>
-      <w:pPr>
-        <w:tabs>
-          <w:tab w:val="num" w:pos="1440"/>
-        </w:tabs>
-        <w:ind w:left="1440" w:hanging="360"/>
-      </w:pPr>
-      <w:rPr>
-        <w:rFonts w:ascii="Courier New" w:hAnsi="Courier New" w:hint="default"/>
-        <w:sz w:val="20"/>
-      </w:rPr>
-    </w:lvl>
-    <w:lvl w:ilvl="2" w:tentative="1">
-      <w:start w:val="1"/>
-      <w:numFmt w:val="bullet"/>
-      <w:lvlText w:val=""/>
-      <w:lvlJc w:val="left"/>
-      <w:pPr>
-        <w:tabs>
-          <w:tab w:val="num" w:pos="2160"/>
-        </w:tabs>
-        <w:ind w:left="2160" w:hanging="360"/>
-      </w:pPr>
-      <w:rPr>
-        <w:rFonts w:ascii="Wingdings" w:hAnsi="Wingdings" w:hint="default"/>
-        <w:sz w:val="20"/>
-      </w:rPr>
-    </w:lvl>
-    <w:lvl w:ilvl="3" w:tentative="1">
-      <w:start w:val="1"/>
-      <w:numFmt w:val="bullet"/>
-      <w:lvlText w:val=""/>
-      <w:lvlJc w:val="left"/>
-      <w:pPr>
-        <w:tabs>
-          <w:tab w:val="num" w:pos="2880"/>
-        </w:tabs>
-        <w:ind w:left="2880" w:hanging="360"/>
-      </w:pPr>
-      <w:rPr>
-        <w:rFonts w:ascii="Wingdings" w:hAnsi="Wingdings" w:hint="default"/>
-        <w:sz w:val="20"/>
-      </w:rPr>
-    </w:lvl>
-    <w:lvl w:ilvl="4" w:tentative="1">
-      <w:start w:val="1"/>
-      <w:numFmt w:val="bullet"/>
-      <w:lvlText w:val=""/>
-      <w:lvlJc w:val="left"/>
-      <w:pPr>
-        <w:tabs>
-          <w:tab w:val="num" w:pos="3600"/>
-        </w:tabs>
-        <w:ind w:left="3600" w:hanging="360"/>
-      </w:pPr>
-      <w:rPr>
-        <w:rFonts w:ascii="Wingdings" w:hAnsi="Wingdings" w:hint="default"/>
-        <w:sz w:val="20"/>
-      </w:rPr>
-    </w:lvl>
-    <w:lvl w:ilvl="5" w:tentative="1">
-      <w:start w:val="1"/>
-      <w:numFmt w:val="bullet"/>
-      <w:lvlText w:val=""/>
-      <w:lvlJc w:val="left"/>
-      <w:pPr>
-        <w:tabs>
-          <w:tab w:val="num" w:pos="4320"/>
-        </w:tabs>
-        <w:ind w:left="4320" w:hanging="360"/>
-      </w:pPr>
-      <w:rPr>
-        <w:rFonts w:ascii="Wingdings" w:hAnsi="Wingdings" w:hint="default"/>
-        <w:sz w:val="20"/>
-      </w:rPr>
-    </w:lvl>
-    <w:lvl w:ilvl="6" w:tentative="1">
-      <w:start w:val="1"/>
-      <w:numFmt w:val="bullet"/>
-      <w:lvlText w:val=""/>
-      <w:lvlJc w:val="left"/>
-      <w:pPr>
-        <w:tabs>
-          <w:tab w:val="num" w:pos="5040"/>
-        </w:tabs>
-        <w:ind w:left="5040" w:hanging="360"/>
-      </w:pPr>
-      <w:rPr>
-        <w:rFonts w:ascii="Wingdings" w:hAnsi="Wingdings" w:hint="default"/>
-        <w:sz w:val="20"/>
-      </w:rPr>
-    </w:lvl>
-    <w:lvl w:ilvl="7" w:tentative="1">
-      <w:start w:val="1"/>
-      <w:numFmt w:val="bullet"/>
-      <w:lvlText w:val=""/>
-      <w:lvlJc w:val="left"/>
-      <w:pPr>
-        <w:tabs>
-          <w:tab w:val="num" w:pos="5760"/>
-        </w:tabs>
-        <w:ind w:left="5760" w:hanging="360"/>
-      </w:pPr>
-      <w:rPr>
-        <w:rFonts w:ascii="Wingdings" w:hAnsi="Wingdings" w:hint="default"/>
-        <w:sz w:val="20"/>
-      </w:rPr>
-    </w:lvl>
-    <w:lvl w:ilvl="8" w:tentative="1">
-      <w:start w:val="1"/>
-      <w:numFmt w:val="bullet"/>
-      <w:lvlText w:val=""/>
-      <w:lvlJc w:val="left"/>
-      <w:pPr>
-        <w:tabs>
-          <w:tab w:val="num" w:pos="6480"/>
-        </w:tabs>
-        <w:ind w:left="6480" w:hanging="360"/>
-      </w:pPr>
-      <w:rPr>
-        <w:rFonts w:ascii="Wingdings" w:hAnsi="Wingdings" w:hint="default"/>
-        <w:sz w:val="20"/>
-      </w:rPr>
-    </w:lvl>
-  </w:abstractNum>
-  <w:num w:numId="1" w16cid:durableId="1418283573">
-    <w:abstractNumId w:val="3"/>
+  <w:num w:numId="1" w16cid:durableId="1645697738">
+    <w:abstractNumId w:val="1"/>
   </w:num>
-  <w:num w:numId="2" w16cid:durableId="292256496">
+  <w:num w:numId="2" w16cid:durableId="1778980705">
     <w:abstractNumId w:val="2"/>
   </w:num>
-  <w:num w:numId="3" w16cid:durableId="456534044">
-    <w:abstractNumId w:val="1"/>
-  </w:num>
-  <w:num w:numId="4" w16cid:durableId="1429038336">
+  <w:num w:numId="3" w16cid:durableId="1343892737">
     <w:abstractNumId w:val="0"/>
   </w:num>
 </w:numbering>
@@ -1829,16 +1107,14 @@
     <w:rPrDefault>
       <w:rPr>
         <w:rFonts w:asciiTheme="minorHAnsi" w:eastAsiaTheme="minorHAnsi" w:hAnsiTheme="minorHAnsi" w:cstheme="minorBidi"/>
-        <w:kern w:val="2"/>
-        <w:sz w:val="24"/>
-        <w:szCs w:val="24"/>
+        <w:sz w:val="22"/>
+        <w:szCs w:val="22"/>
         <w:lang w:val="pt-BR" w:eastAsia="en-US" w:bidi="ar-SA"/>
-        <w14:ligatures w14:val="standardContextual"/>
       </w:rPr>
     </w:rPrDefault>
     <w:pPrDefault>
       <w:pPr>
-        <w:spacing w:after="160" w:line="278" w:lineRule="auto"/>
+        <w:spacing w:after="160" w:line="259" w:lineRule="auto"/>
       </w:pPr>
     </w:pPrDefault>
   </w:docDefaults>
@@ -2231,7 +1507,7 @@
     <w:link w:val="Ttulo1Char"/>
     <w:uiPriority w:val="9"/>
     <w:qFormat/>
-    <w:rsid w:val="00D4537C"/>
+    <w:rsid w:val="00436916"/>
     <w:pPr>
       <w:keepNext/>
       <w:keepLines/>
@@ -2240,7 +1516,7 @@
     </w:pPr>
     <w:rPr>
       <w:rFonts w:asciiTheme="majorHAnsi" w:eastAsiaTheme="majorEastAsia" w:hAnsiTheme="majorHAnsi" w:cstheme="majorBidi"/>
-      <w:color w:val="0F4761" w:themeColor="accent1" w:themeShade="BF"/>
+      <w:color w:val="2F5496" w:themeColor="accent1" w:themeShade="BF"/>
       <w:sz w:val="40"/>
       <w:szCs w:val="40"/>
     </w:rPr>
@@ -2254,7 +1530,7 @@
     <w:semiHidden/>
     <w:unhideWhenUsed/>
     <w:qFormat/>
-    <w:rsid w:val="00D4537C"/>
+    <w:rsid w:val="00436916"/>
     <w:pPr>
       <w:keepNext/>
       <w:keepLines/>
@@ -2263,7 +1539,7 @@
     </w:pPr>
     <w:rPr>
       <w:rFonts w:asciiTheme="majorHAnsi" w:eastAsiaTheme="majorEastAsia" w:hAnsiTheme="majorHAnsi" w:cstheme="majorBidi"/>
-      <w:color w:val="0F4761" w:themeColor="accent1" w:themeShade="BF"/>
+      <w:color w:val="2F5496" w:themeColor="accent1" w:themeShade="BF"/>
       <w:sz w:val="32"/>
       <w:szCs w:val="32"/>
     </w:rPr>
@@ -2277,7 +1553,7 @@
     <w:semiHidden/>
     <w:unhideWhenUsed/>
     <w:qFormat/>
-    <w:rsid w:val="00D4537C"/>
+    <w:rsid w:val="00436916"/>
     <w:pPr>
       <w:keepNext/>
       <w:keepLines/>
@@ -2286,7 +1562,7 @@
     </w:pPr>
     <w:rPr>
       <w:rFonts w:eastAsiaTheme="majorEastAsia" w:cstheme="majorBidi"/>
-      <w:color w:val="0F4761" w:themeColor="accent1" w:themeShade="BF"/>
+      <w:color w:val="2F5496" w:themeColor="accent1" w:themeShade="BF"/>
       <w:sz w:val="28"/>
       <w:szCs w:val="28"/>
     </w:rPr>
@@ -2300,7 +1576,7 @@
     <w:semiHidden/>
     <w:unhideWhenUsed/>
     <w:qFormat/>
-    <w:rsid w:val="00D4537C"/>
+    <w:rsid w:val="00436916"/>
     <w:pPr>
       <w:keepNext/>
       <w:keepLines/>
@@ -2311,7 +1587,7 @@
       <w:rFonts w:eastAsiaTheme="majorEastAsia" w:cstheme="majorBidi"/>
       <w:i/>
       <w:iCs/>
-      <w:color w:val="0F4761" w:themeColor="accent1" w:themeShade="BF"/>
+      <w:color w:val="2F5496" w:themeColor="accent1" w:themeShade="BF"/>
     </w:rPr>
   </w:style>
   <w:style w:type="paragraph" w:styleId="Ttulo5">
@@ -2323,7 +1599,7 @@
     <w:semiHidden/>
     <w:unhideWhenUsed/>
     <w:qFormat/>
-    <w:rsid w:val="00D4537C"/>
+    <w:rsid w:val="00436916"/>
     <w:pPr>
       <w:keepNext/>
       <w:keepLines/>
@@ -2332,7 +1608,7 @@
     </w:pPr>
     <w:rPr>
       <w:rFonts w:eastAsiaTheme="majorEastAsia" w:cstheme="majorBidi"/>
-      <w:color w:val="0F4761" w:themeColor="accent1" w:themeShade="BF"/>
+      <w:color w:val="2F5496" w:themeColor="accent1" w:themeShade="BF"/>
     </w:rPr>
   </w:style>
   <w:style w:type="paragraph" w:styleId="Ttulo6">
@@ -2344,7 +1620,7 @@
     <w:semiHidden/>
     <w:unhideWhenUsed/>
     <w:qFormat/>
-    <w:rsid w:val="00D4537C"/>
+    <w:rsid w:val="00436916"/>
     <w:pPr>
       <w:keepNext/>
       <w:keepLines/>
@@ -2367,7 +1643,7 @@
     <w:semiHidden/>
     <w:unhideWhenUsed/>
     <w:qFormat/>
-    <w:rsid w:val="00D4537C"/>
+    <w:rsid w:val="00436916"/>
     <w:pPr>
       <w:keepNext/>
       <w:keepLines/>
@@ -2388,7 +1664,7 @@
     <w:semiHidden/>
     <w:unhideWhenUsed/>
     <w:qFormat/>
-    <w:rsid w:val="00D4537C"/>
+    <w:rsid w:val="00436916"/>
     <w:pPr>
       <w:keepNext/>
       <w:keepLines/>
@@ -2411,7 +1687,7 @@
     <w:semiHidden/>
     <w:unhideWhenUsed/>
     <w:qFormat/>
-    <w:rsid w:val="00D4537C"/>
+    <w:rsid w:val="00436916"/>
     <w:pPr>
       <w:keepNext/>
       <w:keepLines/>
@@ -2454,10 +1730,10 @@
     <w:basedOn w:val="Fontepargpadro"/>
     <w:link w:val="Ttulo1"/>
     <w:uiPriority w:val="9"/>
-    <w:rsid w:val="00D4537C"/>
+    <w:rsid w:val="00436916"/>
     <w:rPr>
       <w:rFonts w:asciiTheme="majorHAnsi" w:eastAsiaTheme="majorEastAsia" w:hAnsiTheme="majorHAnsi" w:cstheme="majorBidi"/>
-      <w:color w:val="0F4761" w:themeColor="accent1" w:themeShade="BF"/>
+      <w:color w:val="2F5496" w:themeColor="accent1" w:themeShade="BF"/>
       <w:sz w:val="40"/>
       <w:szCs w:val="40"/>
     </w:rPr>
@@ -2468,10 +1744,10 @@
     <w:link w:val="Ttulo2"/>
     <w:uiPriority w:val="9"/>
     <w:semiHidden/>
-    <w:rsid w:val="00D4537C"/>
+    <w:rsid w:val="00436916"/>
     <w:rPr>
       <w:rFonts w:asciiTheme="majorHAnsi" w:eastAsiaTheme="majorEastAsia" w:hAnsiTheme="majorHAnsi" w:cstheme="majorBidi"/>
-      <w:color w:val="0F4761" w:themeColor="accent1" w:themeShade="BF"/>
+      <w:color w:val="2F5496" w:themeColor="accent1" w:themeShade="BF"/>
       <w:sz w:val="32"/>
       <w:szCs w:val="32"/>
     </w:rPr>
@@ -2482,10 +1758,10 @@
     <w:link w:val="Ttulo3"/>
     <w:uiPriority w:val="9"/>
     <w:semiHidden/>
-    <w:rsid w:val="00D4537C"/>
+    <w:rsid w:val="00436916"/>
     <w:rPr>
       <w:rFonts w:eastAsiaTheme="majorEastAsia" w:cstheme="majorBidi"/>
-      <w:color w:val="0F4761" w:themeColor="accent1" w:themeShade="BF"/>
+      <w:color w:val="2F5496" w:themeColor="accent1" w:themeShade="BF"/>
       <w:sz w:val="28"/>
       <w:szCs w:val="28"/>
     </w:rPr>
@@ -2496,12 +1772,12 @@
     <w:link w:val="Ttulo4"/>
     <w:uiPriority w:val="9"/>
     <w:semiHidden/>
-    <w:rsid w:val="00D4537C"/>
+    <w:rsid w:val="00436916"/>
     <w:rPr>
       <w:rFonts w:eastAsiaTheme="majorEastAsia" w:cstheme="majorBidi"/>
       <w:i/>
       <w:iCs/>
-      <w:color w:val="0F4761" w:themeColor="accent1" w:themeShade="BF"/>
+      <w:color w:val="2F5496" w:themeColor="accent1" w:themeShade="BF"/>
     </w:rPr>
   </w:style>
   <w:style w:type="character" w:customStyle="1" w:styleId="Ttulo5Char">
@@ -2510,10 +1786,10 @@
     <w:link w:val="Ttulo5"/>
     <w:uiPriority w:val="9"/>
     <w:semiHidden/>
-    <w:rsid w:val="00D4537C"/>
+    <w:rsid w:val="00436916"/>
     <w:rPr>
       <w:rFonts w:eastAsiaTheme="majorEastAsia" w:cstheme="majorBidi"/>
-      <w:color w:val="0F4761" w:themeColor="accent1" w:themeShade="BF"/>
+      <w:color w:val="2F5496" w:themeColor="accent1" w:themeShade="BF"/>
     </w:rPr>
   </w:style>
   <w:style w:type="character" w:customStyle="1" w:styleId="Ttulo6Char">
@@ -2522,7 +1798,7 @@
     <w:link w:val="Ttulo6"/>
     <w:uiPriority w:val="9"/>
     <w:semiHidden/>
-    <w:rsid w:val="00D4537C"/>
+    <w:rsid w:val="00436916"/>
     <w:rPr>
       <w:rFonts w:eastAsiaTheme="majorEastAsia" w:cstheme="majorBidi"/>
       <w:i/>
@@ -2536,7 +1812,7 @@
     <w:link w:val="Ttulo7"/>
     <w:uiPriority w:val="9"/>
     <w:semiHidden/>
-    <w:rsid w:val="00D4537C"/>
+    <w:rsid w:val="00436916"/>
     <w:rPr>
       <w:rFonts w:eastAsiaTheme="majorEastAsia" w:cstheme="majorBidi"/>
       <w:color w:val="595959" w:themeColor="text1" w:themeTint="A6"/>
@@ -2548,7 +1824,7 @@
     <w:link w:val="Ttulo8"/>
     <w:uiPriority w:val="9"/>
     <w:semiHidden/>
-    <w:rsid w:val="00D4537C"/>
+    <w:rsid w:val="00436916"/>
     <w:rPr>
       <w:rFonts w:eastAsiaTheme="majorEastAsia" w:cstheme="majorBidi"/>
       <w:i/>
@@ -2562,7 +1838,7 @@
     <w:link w:val="Ttulo9"/>
     <w:uiPriority w:val="9"/>
     <w:semiHidden/>
-    <w:rsid w:val="00D4537C"/>
+    <w:rsid w:val="00436916"/>
     <w:rPr>
       <w:rFonts w:eastAsiaTheme="majorEastAsia" w:cstheme="majorBidi"/>
       <w:color w:val="272727" w:themeColor="text1" w:themeTint="D8"/>
@@ -2575,7 +1851,7 @@
     <w:link w:val="TtuloChar"/>
     <w:uiPriority w:val="10"/>
     <w:qFormat/>
-    <w:rsid w:val="00D4537C"/>
+    <w:rsid w:val="00436916"/>
     <w:pPr>
       <w:spacing w:after="80" w:line="240" w:lineRule="auto"/>
       <w:contextualSpacing/>
@@ -2593,7 +1869,7 @@
     <w:basedOn w:val="Fontepargpadro"/>
     <w:link w:val="Ttulo"/>
     <w:uiPriority w:val="10"/>
-    <w:rsid w:val="00D4537C"/>
+    <w:rsid w:val="00436916"/>
     <w:rPr>
       <w:rFonts w:asciiTheme="majorHAnsi" w:eastAsiaTheme="majorEastAsia" w:hAnsiTheme="majorHAnsi" w:cstheme="majorBidi"/>
       <w:spacing w:val="-10"/>
@@ -2609,7 +1885,7 @@
     <w:link w:val="SubttuloChar"/>
     <w:uiPriority w:val="11"/>
     <w:qFormat/>
-    <w:rsid w:val="00D4537C"/>
+    <w:rsid w:val="00436916"/>
     <w:pPr>
       <w:numPr>
         <w:ilvl w:val="1"/>
@@ -2628,7 +1904,7 @@
     <w:basedOn w:val="Fontepargpadro"/>
     <w:link w:val="Subttulo"/>
     <w:uiPriority w:val="11"/>
-    <w:rsid w:val="00D4537C"/>
+    <w:rsid w:val="00436916"/>
     <w:rPr>
       <w:rFonts w:eastAsiaTheme="majorEastAsia" w:cstheme="majorBidi"/>
       <w:color w:val="595959" w:themeColor="text1" w:themeTint="A6"/>
@@ -2644,7 +1920,7 @@
     <w:link w:val="CitaoChar"/>
     <w:uiPriority w:val="29"/>
     <w:qFormat/>
-    <w:rsid w:val="00D4537C"/>
+    <w:rsid w:val="00436916"/>
     <w:pPr>
       <w:spacing w:before="160"/>
       <w:jc w:val="center"/>
@@ -2660,7 +1936,7 @@
     <w:basedOn w:val="Fontepargpadro"/>
     <w:link w:val="Citao"/>
     <w:uiPriority w:val="29"/>
-    <w:rsid w:val="00D4537C"/>
+    <w:rsid w:val="00436916"/>
     <w:rPr>
       <w:i/>
       <w:iCs/>
@@ -2672,7 +1948,7 @@
     <w:basedOn w:val="Normal"/>
     <w:uiPriority w:val="34"/>
     <w:qFormat/>
-    <w:rsid w:val="00D4537C"/>
+    <w:rsid w:val="00436916"/>
     <w:pPr>
       <w:ind w:left="720"/>
       <w:contextualSpacing/>
@@ -2683,11 +1959,11 @@
     <w:basedOn w:val="Fontepargpadro"/>
     <w:uiPriority w:val="21"/>
     <w:qFormat/>
-    <w:rsid w:val="00D4537C"/>
+    <w:rsid w:val="00436916"/>
     <w:rPr>
       <w:i/>
       <w:iCs/>
-      <w:color w:val="0F4761" w:themeColor="accent1" w:themeShade="BF"/>
+      <w:color w:val="2F5496" w:themeColor="accent1" w:themeShade="BF"/>
     </w:rPr>
   </w:style>
   <w:style w:type="paragraph" w:styleId="CitaoIntensa">
@@ -2697,11 +1973,11 @@
     <w:link w:val="CitaoIntensaChar"/>
     <w:uiPriority w:val="30"/>
     <w:qFormat/>
-    <w:rsid w:val="00D4537C"/>
+    <w:rsid w:val="00436916"/>
     <w:pPr>
       <w:pBdr>
-        <w:top w:val="single" w:sz="4" w:space="10" w:color="0F4761" w:themeColor="accent1" w:themeShade="BF"/>
-        <w:bottom w:val="single" w:sz="4" w:space="10" w:color="0F4761" w:themeColor="accent1" w:themeShade="BF"/>
+        <w:top w:val="single" w:sz="4" w:space="10" w:color="2F5496" w:themeColor="accent1" w:themeShade="BF"/>
+        <w:bottom w:val="single" w:sz="4" w:space="10" w:color="2F5496" w:themeColor="accent1" w:themeShade="BF"/>
       </w:pBdr>
       <w:spacing w:before="360" w:after="360"/>
       <w:ind w:left="864" w:right="864"/>
@@ -2710,7 +1986,7 @@
     <w:rPr>
       <w:i/>
       <w:iCs/>
-      <w:color w:val="0F4761" w:themeColor="accent1" w:themeShade="BF"/>
+      <w:color w:val="2F5496" w:themeColor="accent1" w:themeShade="BF"/>
     </w:rPr>
   </w:style>
   <w:style w:type="character" w:customStyle="1" w:styleId="CitaoIntensaChar">
@@ -2718,11 +1994,11 @@
     <w:basedOn w:val="Fontepargpadro"/>
     <w:link w:val="CitaoIntensa"/>
     <w:uiPriority w:val="30"/>
-    <w:rsid w:val="00D4537C"/>
+    <w:rsid w:val="00436916"/>
     <w:rPr>
       <w:i/>
       <w:iCs/>
-      <w:color w:val="0F4761" w:themeColor="accent1" w:themeShade="BF"/>
+      <w:color w:val="2F5496" w:themeColor="accent1" w:themeShade="BF"/>
     </w:rPr>
   </w:style>
   <w:style w:type="character" w:styleId="RefernciaIntensa">
@@ -2730,12 +2006,12 @@
     <w:basedOn w:val="Fontepargpadro"/>
     <w:uiPriority w:val="32"/>
     <w:qFormat/>
-    <w:rsid w:val="00D4537C"/>
+    <w:rsid w:val="00436916"/>
     <w:rPr>
       <w:b/>
       <w:bCs/>
       <w:smallCaps/>
-      <w:color w:val="0F4761" w:themeColor="accent1" w:themeShade="BF"/>
+      <w:color w:val="2F5496" w:themeColor="accent1" w:themeShade="BF"/>
       <w:spacing w:val="5"/>
     </w:rPr>
   </w:style>
@@ -2744,9 +2020,9 @@
     <w:basedOn w:val="Fontepargpadro"/>
     <w:uiPriority w:val="99"/>
     <w:unhideWhenUsed/>
-    <w:rsid w:val="00D4537C"/>
-    <w:rPr>
-      <w:color w:val="467886" w:themeColor="hyperlink"/>
+    <w:rsid w:val="00436916"/>
+    <w:rPr>
+      <w:color w:val="0563C1" w:themeColor="hyperlink"/>
       <w:u w:val="single"/>
     </w:rPr>
   </w:style>
@@ -2756,7 +2032,7 @@
     <w:uiPriority w:val="99"/>
     <w:semiHidden/>
     <w:unhideWhenUsed/>
-    <w:rsid w:val="00D4537C"/>
+    <w:rsid w:val="00436916"/>
     <w:rPr>
       <w:color w:val="605E5C"/>
       <w:shd w:val="clear" w:color="auto" w:fill="E1DFDD"/>
@@ -2776,39 +2052,39 @@
         <a:sysClr val="window" lastClr="FFFFFF"/>
       </a:lt1>
       <a:dk2>
-        <a:srgbClr val="0E2841"/>
+        <a:srgbClr val="44546A"/>
       </a:dk2>
       <a:lt2>
-        <a:srgbClr val="E8E8E8"/>
+        <a:srgbClr val="E7E6E6"/>
       </a:lt2>
       <a:accent1>
-        <a:srgbClr val="156082"/>
+        <a:srgbClr val="4472C4"/>
       </a:accent1>
       <a:accent2>
-        <a:srgbClr val="E97132"/>
+        <a:srgbClr val="ED7D31"/>
       </a:accent2>
       <a:accent3>
-        <a:srgbClr val="196B24"/>
+        <a:srgbClr val="A5A5A5"/>
       </a:accent3>
       <a:accent4>
-        <a:srgbClr val="0F9ED5"/>
+        <a:srgbClr val="FFC000"/>
       </a:accent4>
       <a:accent5>
-        <a:srgbClr val="A02B93"/>
+        <a:srgbClr val="5B9BD5"/>
       </a:accent5>
       <a:accent6>
-        <a:srgbClr val="4EA72E"/>
+        <a:srgbClr val="70AD47"/>
       </a:accent6>
       <a:hlink>
-        <a:srgbClr val="467886"/>
+        <a:srgbClr val="0563C1"/>
       </a:hlink>
       <a:folHlink>
-        <a:srgbClr val="96607D"/>
+        <a:srgbClr val="954F72"/>
       </a:folHlink>
     </a:clrScheme>
     <a:fontScheme name="Office">
       <a:majorFont>
-        <a:latin typeface="Aptos Display" panose="02110004020202020204"/>
+        <a:latin typeface="Calibri Light" panose="020F0302020204030204"/>
         <a:ea typeface=""/>
         <a:cs typeface=""/>
         <a:font script="Jpan" typeface="游ゴシック Light"/>
@@ -2860,10 +2136,10 @@
         <a:font script="Tfng" typeface="Ebrima"/>
       </a:majorFont>
       <a:minorFont>
-        <a:latin typeface="Aptos" panose="02110004020202020204"/>
+        <a:latin typeface="Calibri" panose="020F0502020204030204"/>
         <a:ea typeface=""/>
         <a:cs typeface=""/>
-        <a:font script="Jpan" typeface="游明朝"/>
+        <a:font script="Jpan" typeface="游ゴシック"/>
         <a:font script="Hang" typeface="맑은 고딕"/>
         <a:font script="Hans" typeface="等线"/>
         <a:font script="Hant" typeface="新細明體"/>
@@ -2971,6 +2247,13 @@
         </a:gradFill>
       </a:fillStyleLst>
       <a:lnStyleLst>
+        <a:ln w="6350" cap="flat" cmpd="sng" algn="ctr">
+          <a:solidFill>
+            <a:schemeClr val="phClr"/>
+          </a:solidFill>
+          <a:prstDash val="solid"/>
+          <a:miter lim="800000"/>
+        </a:ln>
         <a:ln w="12700" cap="flat" cmpd="sng" algn="ctr">
           <a:solidFill>
             <a:schemeClr val="phClr"/>
@@ -2979,13 +2262,6 @@
           <a:miter lim="800000"/>
         </a:ln>
         <a:ln w="19050" cap="flat" cmpd="sng" algn="ctr">
-          <a:solidFill>
-            <a:schemeClr val="phClr"/>
-          </a:solidFill>
-          <a:prstDash val="solid"/>
-          <a:miter lim="800000"/>
-        </a:ln>
-        <a:ln w="25400" cap="flat" cmpd="sng" algn="ctr">
           <a:solidFill>
             <a:schemeClr val="phClr"/>
           </a:solidFill>
@@ -3050,31 +2326,11 @@
       </a:bgFillStyleLst>
     </a:fmtScheme>
   </a:themeElements>
-  <a:objectDefaults>
-    <a:lnDef>
-      <a:spPr/>
-      <a:bodyPr/>
-      <a:lstStyle/>
-      <a:style>
-        <a:lnRef idx="2">
-          <a:schemeClr val="accent1"/>
-        </a:lnRef>
-        <a:fillRef idx="0">
-          <a:schemeClr val="accent1"/>
-        </a:fillRef>
-        <a:effectRef idx="1">
-          <a:schemeClr val="accent1"/>
-        </a:effectRef>
-        <a:fontRef idx="minor">
-          <a:schemeClr val="tx1"/>
-        </a:fontRef>
-      </a:style>
-    </a:lnDef>
-  </a:objectDefaults>
+  <a:objectDefaults/>
   <a:extraClrSchemeLst/>
   <a:extLst>
     <a:ext uri="{05A4C25C-085E-4340-85A3-A5531E510DB2}">
-      <thm15:themeFamily xmlns:thm15="http://schemas.microsoft.com/office/thememl/2012/main" name="Office Theme" id="{2E142A2C-CD16-42D6-873A-C26D2A0506FA}" vid="{1BDDFF52-6CD6-40A5-AB3C-68EB2F1E4D0A}"/>
+      <thm15:themeFamily xmlns:thm15="http://schemas.microsoft.com/office/thememl/2012/main" name="Office Theme" id="{62F939B6-93AF-4DB8-9C6B-D6C7DFDC589F}" vid="{4A3C46E8-61CC-4603-A589-7422A47A8E4A}"/>
     </a:ext>
   </a:extLst>
 </a:theme>
